--- a/LAB_3/Lab3_GabrielaBitca_FAF-242.docx
+++ b/LAB_3/Lab3_GabrielaBitca_FAF-242.docx
@@ -2711,9 +2711,11 @@
             </w:pPr>
             <w:r>
               <w:rPr>
-                <w:highlight w:val="yellow"/>
+                <w:rFonts w:ascii="Courier New" w:hAnsi="Courier New" w:cs="Courier New"/>
+                <w:sz w:val="22"/>
+                <w:szCs w:val="22"/>
               </w:rPr>
-              <w:t>my prediction</w:t>
+              <w:t>a.c b.c</w:t>
             </w:r>
           </w:p>
         </w:tc>
@@ -2814,9 +2816,11 @@
             </w:pPr>
             <w:r>
               <w:rPr>
-                <w:highlight w:val="yellow"/>
+                <w:rFonts w:ascii="Courier New" w:hAnsi="Courier New" w:cs="Courier New"/>
+                <w:sz w:val="22"/>
+                <w:szCs w:val="22"/>
               </w:rPr>
-              <w:t>my prediction</w:t>
+              <w:t>file1.txt file2.txt</w:t>
             </w:r>
           </w:p>
         </w:tc>
@@ -2892,9 +2896,11 @@
             </w:pPr>
             <w:r>
               <w:rPr>
-                <w:highlight w:val="yellow"/>
+                <w:rFonts w:ascii="Courier New" w:hAnsi="Courier New" w:cs="Courier New"/>
+                <w:sz w:val="22"/>
+                <w:szCs w:val="22"/>
               </w:rPr>
-              <w:t>my prediction</w:t>
+              <w:t>a.c b.c</w:t>
             </w:r>
           </w:p>
         </w:tc>
@@ -2981,9 +2987,11 @@
             </w:pPr>
             <w:r>
               <w:rPr>
-                <w:highlight w:val="yellow"/>
+                <w:rFonts w:ascii="Courier New" w:hAnsi="Courier New" w:cs="Courier New"/>
+                <w:sz w:val="22"/>
+                <w:szCs w:val="22"/>
               </w:rPr>
-              <w:t>my prediction</w:t>
+              <w:t>*.xyz</w:t>
             </w:r>
           </w:p>
         </w:tc>
@@ -3127,9 +3135,11 @@
             </w:pPr>
             <w:r>
               <w:rPr>
-                <w:highlight w:val="yellow"/>
+                <w:rFonts w:ascii="Courier New" w:hAnsi="Courier New" w:cs="Courier New"/>
+                <w:sz w:val="22"/>
+                <w:szCs w:val="22"/>
               </w:rPr>
-              <w:t>my prediction</w:t>
+              <w:t>alfa beta.txt</w:t>
             </w:r>
           </w:p>
         </w:tc>
@@ -3176,6 +3186,11 @@
           <w:p>
             <w:pPr>
               <w:spacing w:line="276" w:lineRule="auto"/>
+              <w:rPr>
+                <w:rFonts w:ascii="Courier New" w:hAnsi="Courier New" w:cs="Courier New"/>
+                <w:sz w:val="22"/>
+                <w:szCs w:val="22"/>
+              </w:rPr>
             </w:pPr>
             <w:r>
               <w:rPr>
@@ -3194,12 +3209,43 @@
           <w:p>
             <w:pPr>
               <w:spacing w:line="276" w:lineRule="auto"/>
+              <w:rPr>
+                <w:rFonts w:ascii="Courier New" w:hAnsi="Courier New" w:cs="Courier New"/>
+                <w:sz w:val="22"/>
+                <w:szCs w:val="22"/>
+              </w:rPr>
             </w:pPr>
             <w:r>
               <w:rPr>
-                <w:highlight w:val="yellow"/>
+                <w:rFonts w:ascii="Courier New" w:hAnsi="Courier New" w:cs="Courier New"/>
+                <w:sz w:val="22"/>
+                <w:szCs w:val="22"/>
               </w:rPr>
-              <w:t>my prediction</w:t>
+              <w:t>$HOME</w:t>
+            </w:r>
+            <w:r>
+              <w:rPr>
+                <w:rFonts w:ascii="Courier New" w:hAnsi="Courier New" w:cs="Courier New"/>
+                <w:sz w:val="22"/>
+                <w:szCs w:val="22"/>
+              </w:rPr>
+              <w:t xml:space="preserve"> ‘</w:t>
+            </w:r>
+            <w:r>
+              <w:rPr>
+                <w:rFonts w:ascii="Courier New" w:hAnsi="Courier New" w:cs="Courier New"/>
+                <w:sz w:val="22"/>
+                <w:szCs w:val="22"/>
+              </w:rPr>
+              <w:t>$HOME</w:t>
+            </w:r>
+            <w:r>
+              <w:rPr>
+                <w:rFonts w:ascii="Courier New" w:hAnsi="Courier New" w:cs="Courier New"/>
+                <w:sz w:val="22"/>
+                <w:szCs w:val="22"/>
+              </w:rPr>
+              <w:t>’ $HOME</w:t>
             </w:r>
           </w:p>
         </w:tc>
@@ -3267,9 +3313,22 @@
             </w:pPr>
             <w:r>
               <w:rPr>
-                <w:highlight w:val="yellow"/>
+                <w:rFonts w:ascii="Courier New" w:hAnsi="Courier New" w:cs="Courier New"/>
+                <w:sz w:val="22"/>
+                <w:szCs w:val="22"/>
               </w:rPr>
-              <w:t>my prediction</w:t>
+              <w:t>1 2 3 4 5</w:t>
+            </w:r>
+            <w:r>
+              <w:t xml:space="preserve"> and </w:t>
+            </w:r>
+            <w:r>
+              <w:rPr>
+                <w:rFonts w:ascii="Courier New" w:hAnsi="Courier New" w:cs="Courier New"/>
+                <w:sz w:val="22"/>
+                <w:szCs w:val="22"/>
+              </w:rPr>
+              <w:t>42</w:t>
             </w:r>
           </w:p>
         </w:tc>
@@ -3359,9 +3418,11 @@
             </w:pPr>
             <w:r>
               <w:rPr>
-                <w:highlight w:val="yellow"/>
+                <w:rFonts w:ascii="Courier New" w:hAnsi="Courier New" w:cs="Courier New"/>
+                <w:sz w:val="22"/>
+                <w:szCs w:val="22"/>
               </w:rPr>
-              <w:t>my prediction</w:t>
+              <w:t>today is Sunday, I am gabi</w:t>
             </w:r>
           </w:p>
         </w:tc>
@@ -5544,9 +5605,9 @@
           <w:noProof/>
         </w:rPr>
         <w:drawing>
-          <wp:inline distT="0" distB="0" distL="0" distR="0" wp14:anchorId="4101B63A" wp14:editId="79B8961A">
-            <wp:extent cx="5760000" cy="172386"/>
-            <wp:effectExtent l="0" t="0" r="0" b="0"/>
+          <wp:inline distT="0" distB="0" distL="0" distR="0" wp14:anchorId="4101B63A" wp14:editId="724AED58">
+            <wp:extent cx="6715760" cy="200990"/>
+            <wp:effectExtent l="0" t="0" r="0" b="2540"/>
             <wp:docPr id="25" name="Picture 25"/>
             <wp:cNvGraphicFramePr>
               <a:graphicFrameLocks xmlns:a="http://schemas.openxmlformats.org/drawingml/2006/main" noChangeAspect="1"/>
@@ -5567,7 +5628,7 @@
                   <pic:spPr>
                     <a:xfrm>
                       <a:off x="0" y="0"/>
-                      <a:ext cx="5760000" cy="172386"/>
+                      <a:ext cx="7566961" cy="226465"/>
                     </a:xfrm>
                     <a:prstGeom prst="rect">
                       <a:avLst/>
@@ -5864,10 +5925,7 @@
         <w:t xml:space="preserve">. My prediction: </w:t>
       </w:r>
       <w:r>
-        <w:rPr>
-          <w:highlight w:val="yellow"/>
-        </w:rPr>
-        <w:t>my prediction</w:t>
+        <w:t>ls -l, prints an additional line</w:t>
       </w:r>
       <w:r>
         <w:t xml:space="preserve">. The result was </w:t>
@@ -6178,8 +6236,8 @@
         </w:rPr>
         <w:lastRenderedPageBreak/>
         <w:drawing>
-          <wp:inline distT="0" distB="0" distL="0" distR="0" wp14:anchorId="7B90B138" wp14:editId="78EBB9EF">
-            <wp:extent cx="5760000" cy="2865795"/>
+          <wp:inline distT="0" distB="0" distL="0" distR="0" wp14:anchorId="7B90B138" wp14:editId="7281E191">
+            <wp:extent cx="5615699" cy="2794000"/>
             <wp:effectExtent l="0" t="0" r="0" b="0"/>
             <wp:docPr id="30" name="Picture 30"/>
             <wp:cNvGraphicFramePr>
@@ -6201,7 +6259,7 @@
                   <pic:spPr>
                     <a:xfrm>
                       <a:off x="0" y="0"/>
-                      <a:ext cx="5760000" cy="2865795"/>
+                      <a:ext cx="5627581" cy="2799912"/>
                     </a:xfrm>
                     <a:prstGeom prst="rect">
                       <a:avLst/>
@@ -6243,6 +6301,9 @@
     <w:p>
       <w:pPr>
         <w:pStyle w:val="ListParagraph"/>
+        <w:rPr>
+          <w:lang w:val="ro-RO"/>
+        </w:rPr>
       </w:pPr>
       <w:r>
         <w:t xml:space="preserve">Each tool does one small job: </w:t>

--- a/LAB_3/Lab3_GabrielaBitca_FAF-242.docx
+++ b/LAB_3/Lab3_GabrielaBitca_FAF-242.docx
@@ -3069,10 +3069,7 @@
               <w:spacing w:line="276" w:lineRule="auto"/>
             </w:pPr>
             <w:r>
-              <w:rPr>
-                <w:highlight w:val="yellow"/>
-              </w:rPr>
-              <w:t>my prediction</w:t>
+              <w:t>error: no such file or directory for alfa and for beta.txt</w:t>
             </w:r>
           </w:p>
         </w:tc>
@@ -3497,10 +3494,7 @@
               <w:spacing w:line="276" w:lineRule="auto"/>
             </w:pPr>
             <w:r>
-              <w:rPr>
-                <w:highlight w:val="yellow"/>
-              </w:rPr>
-              <w:t>my prediction</w:t>
+              <w:t>log1.txt log2.txt log3.txt</w:t>
             </w:r>
           </w:p>
         </w:tc>
